--- a/Guideline/API/Products_API_Guideline.docx
+++ b/Guideline/API/Products_API_Guideline.docx
@@ -21,23 +21,10 @@
         <w:rPr>
           <w:highlight w:val="green"/>
         </w:rPr>
-        <w:t xml:space="preserve">Home </w:t>
-      </w:r>
-      <w:proofErr w:type="gramStart"/>
-      <w:r>
-        <w:rPr>
-          <w:highlight w:val="green"/>
-        </w:rPr>
-        <w:t>Page  initial</w:t>
-      </w:r>
-      <w:proofErr w:type="gramEnd"/>
-      <w:r>
-        <w:rPr>
-          <w:highlight w:val="green"/>
-        </w:rPr>
-        <w:t xml:space="preserve"> </w:t>
+        <w:t xml:space="preserve">From any page </w:t>
       </w:r>
       <w:proofErr w:type="spellStart"/>
+      <w:proofErr w:type="gramStart"/>
       <w:r>
         <w:rPr>
           <w:highlight w:val="green"/>
@@ -45,12 +32,15 @@
         <w:t>api</w:t>
       </w:r>
       <w:proofErr w:type="spellEnd"/>
+      <w:proofErr w:type="gramEnd"/>
       <w:r>
         <w:rPr>
           <w:highlight w:val="green"/>
         </w:rPr>
         <w:t xml:space="preserve"> calls</w:t>
       </w:r>
+      <w:bookmarkStart w:id="0" w:name="_GoBack"/>
+      <w:bookmarkEnd w:id="0"/>
     </w:p>
     <w:p>
       <w:r>
@@ -60,7 +50,13 @@
         <w:rPr>
           <w:highlight w:val="yellow"/>
         </w:rPr>
-        <w:t xml:space="preserve">Home Page to Products page </w:t>
+        <w:t xml:space="preserve">From any page </w:t>
+      </w:r>
+      <w:r>
+        <w:rPr>
+          <w:highlight w:val="yellow"/>
+        </w:rPr>
+        <w:t xml:space="preserve">to Products page </w:t>
       </w:r>
       <w:proofErr w:type="spellStart"/>
       <w:proofErr w:type="gramStart"/>
@@ -82,6 +78,38 @@
         <w:t xml:space="preserve"> </w:t>
       </w:r>
     </w:p>
+    <w:p>
+      <w:r>
+        <w:rPr>
+          <w:highlight w:val="cyan"/>
+        </w:rPr>
+        <w:t xml:space="preserve">Products page </w:t>
+      </w:r>
+      <w:proofErr w:type="spellStart"/>
+      <w:proofErr w:type="gramStart"/>
+      <w:r>
+        <w:rPr>
+          <w:highlight w:val="cyan"/>
+        </w:rPr>
+        <w:t>api</w:t>
+      </w:r>
+      <w:proofErr w:type="spellEnd"/>
+      <w:proofErr w:type="gramEnd"/>
+      <w:r>
+        <w:rPr>
+          <w:highlight w:val="cyan"/>
+        </w:rPr>
+        <w:t xml:space="preserve"> call</w:t>
+      </w:r>
+    </w:p>
+    <w:p>
+      <w:r>
+        <w:rPr>
+          <w:highlight w:val="lightGray"/>
+        </w:rPr>
+        <w:t>Home page</w:t>
+      </w:r>
+    </w:p>
     <w:p/>
     <w:p>
       <w:pPr>
@@ -89,6 +117,27 @@
       </w:pPr>
       <w:r>
         <w:t>Categories</w:t>
+      </w:r>
+      <w:r>
+        <w:t xml:space="preserve"> </w:t>
+      </w:r>
+      <w:r>
+        <w:tab/>
+      </w:r>
+      <w:r>
+        <w:tab/>
+      </w:r>
+      <w:r>
+        <w:tab/>
+        <w:t>/</w:t>
+      </w:r>
+      <w:proofErr w:type="spellStart"/>
+      <w:r>
+        <w:t>api</w:t>
+      </w:r>
+      <w:proofErr w:type="spellEnd"/>
+      <w:r>
+        <w:t>/v1/products/Endpoint</w:t>
       </w:r>
     </w:p>
     <w:tbl>
@@ -465,6 +514,24 @@
       <w:r>
         <w:t>Brands</w:t>
       </w:r>
+      <w:r>
+        <w:tab/>
+      </w:r>
+      <w:r>
+        <w:tab/>
+      </w:r>
+      <w:r>
+        <w:tab/>
+        <w:t>/</w:t>
+      </w:r>
+      <w:proofErr w:type="spellStart"/>
+      <w:r>
+        <w:t>api</w:t>
+      </w:r>
+      <w:proofErr w:type="spellEnd"/>
+      <w:r>
+        <w:t>/v1/products/Endpoint</w:t>
+      </w:r>
     </w:p>
     <w:tbl>
       <w:tblPr>
@@ -731,6 +798,7 @@
         <w:pStyle w:val="Heading2"/>
       </w:pPr>
       <w:r>
+        <w:lastRenderedPageBreak/>
         <w:t>Required POST data</w:t>
       </w:r>
     </w:p>
@@ -744,7 +812,341 @@
         <w:pStyle w:val="Heading1"/>
       </w:pPr>
       <w:r>
-        <w:lastRenderedPageBreak/>
+        <w:t>Notice</w:t>
+      </w:r>
+      <w:r>
+        <w:tab/>
+      </w:r>
+      <w:r>
+        <w:tab/>
+      </w:r>
+      <w:r>
+        <w:tab/>
+        <w:t>/</w:t>
+      </w:r>
+      <w:proofErr w:type="spellStart"/>
+      <w:r>
+        <w:t>api</w:t>
+      </w:r>
+      <w:proofErr w:type="spellEnd"/>
+      <w:r>
+        <w:t>/v1/core/Endpoint</w:t>
+      </w:r>
+    </w:p>
+    <w:tbl>
+      <w:tblPr>
+        <w:tblStyle w:val="TableGrid"/>
+        <w:tblW w:w="0" w:type="auto"/>
+        <w:tblLook w:val="04A0" w:firstRow="1" w:lastRow="0" w:firstColumn="1" w:lastColumn="0" w:noHBand="0" w:noVBand="1"/>
+      </w:tblPr>
+      <w:tblGrid>
+        <w:gridCol w:w="2880"/>
+        <w:gridCol w:w="2998"/>
+        <w:gridCol w:w="2880"/>
+      </w:tblGrid>
+      <w:tr>
+        <w:tc>
+          <w:tcPr>
+            <w:tcW w:w="2880" w:type="dxa"/>
+          </w:tcPr>
+          <w:p>
+            <w:r>
+              <w:t>Method</w:t>
+            </w:r>
+          </w:p>
+        </w:tc>
+        <w:tc>
+          <w:tcPr>
+            <w:tcW w:w="2998" w:type="dxa"/>
+          </w:tcPr>
+          <w:p>
+            <w:r>
+              <w:t>Endpoint</w:t>
+            </w:r>
+          </w:p>
+        </w:tc>
+        <w:tc>
+          <w:tcPr>
+            <w:tcW w:w="2880" w:type="dxa"/>
+          </w:tcPr>
+          <w:p>
+            <w:r>
+              <w:t>Purpose</w:t>
+            </w:r>
+          </w:p>
+        </w:tc>
+      </w:tr>
+      <w:tr>
+        <w:tc>
+          <w:tcPr>
+            <w:tcW w:w="2880" w:type="dxa"/>
+          </w:tcPr>
+          <w:p>
+            <w:r>
+              <w:t>GET</w:t>
+            </w:r>
+          </w:p>
+        </w:tc>
+        <w:tc>
+          <w:tcPr>
+            <w:tcW w:w="2998" w:type="dxa"/>
+          </w:tcPr>
+          <w:p>
+            <w:r>
+              <w:t>/notices /</w:t>
+            </w:r>
+          </w:p>
+        </w:tc>
+        <w:tc>
+          <w:tcPr>
+            <w:tcW w:w="2880" w:type="dxa"/>
+          </w:tcPr>
+          <w:p>
+            <w:r>
+              <w:t>List Notices</w:t>
+            </w:r>
+          </w:p>
+        </w:tc>
+      </w:tr>
+      <w:tr>
+        <w:tc>
+          <w:tcPr>
+            <w:tcW w:w="2880" w:type="dxa"/>
+          </w:tcPr>
+          <w:p>
+            <w:r>
+              <w:t>POST</w:t>
+            </w:r>
+          </w:p>
+        </w:tc>
+        <w:tc>
+          <w:tcPr>
+            <w:tcW w:w="2998" w:type="dxa"/>
+          </w:tcPr>
+          <w:p>
+            <w:r>
+              <w:t>/ notices /</w:t>
+            </w:r>
+          </w:p>
+        </w:tc>
+        <w:tc>
+          <w:tcPr>
+            <w:tcW w:w="2880" w:type="dxa"/>
+          </w:tcPr>
+          <w:p>
+            <w:r>
+              <w:t>Create</w:t>
+            </w:r>
+            <w:r>
+              <w:t xml:space="preserve"> notices </w:t>
+            </w:r>
+            <w:r>
+              <w:t>— admin</w:t>
+            </w:r>
+          </w:p>
+        </w:tc>
+      </w:tr>
+      <w:tr>
+        <w:tc>
+          <w:tcPr>
+            <w:tcW w:w="2880" w:type="dxa"/>
+          </w:tcPr>
+          <w:p>
+            <w:r>
+              <w:t>GET</w:t>
+            </w:r>
+          </w:p>
+        </w:tc>
+        <w:tc>
+          <w:tcPr>
+            <w:tcW w:w="2998" w:type="dxa"/>
+          </w:tcPr>
+          <w:p>
+            <w:r>
+              <w:t>/ notices /</w:t>
+            </w:r>
+            <w:r>
+              <w:t xml:space="preserve">{id}/ </w:t>
+            </w:r>
+          </w:p>
+        </w:tc>
+        <w:tc>
+          <w:tcPr>
+            <w:tcW w:w="2880" w:type="dxa"/>
+          </w:tcPr>
+          <w:p>
+            <w:r>
+              <w:t xml:space="preserve">Notice </w:t>
+            </w:r>
+            <w:r>
+              <w:t>details</w:t>
+            </w:r>
+          </w:p>
+        </w:tc>
+      </w:tr>
+      <w:tr>
+        <w:tc>
+          <w:tcPr>
+            <w:tcW w:w="2880" w:type="dxa"/>
+          </w:tcPr>
+          <w:p>
+            <w:pPr>
+              <w:rPr>
+                <w:highlight w:val="lightGray"/>
+              </w:rPr>
+            </w:pPr>
+            <w:r>
+              <w:rPr>
+                <w:highlight w:val="lightGray"/>
+              </w:rPr>
+              <w:t>GET</w:t>
+            </w:r>
+          </w:p>
+        </w:tc>
+        <w:tc>
+          <w:tcPr>
+            <w:tcW w:w="2998" w:type="dxa"/>
+          </w:tcPr>
+          <w:p>
+            <w:pPr>
+              <w:rPr>
+                <w:highlight w:val="lightGray"/>
+              </w:rPr>
+            </w:pPr>
+            <w:r>
+              <w:rPr>
+                <w:highlight w:val="lightGray"/>
+              </w:rPr>
+              <w:t>/notices/?</w:t>
+            </w:r>
+            <w:proofErr w:type="spellStart"/>
+            <w:r>
+              <w:rPr>
+                <w:highlight w:val="lightGray"/>
+              </w:rPr>
+              <w:t>notice_type</w:t>
+            </w:r>
+            <w:proofErr w:type="spellEnd"/>
+            <w:r>
+              <w:rPr>
+                <w:highlight w:val="lightGray"/>
+              </w:rPr>
+              <w:t>=name of notice type</w:t>
+            </w:r>
+          </w:p>
+        </w:tc>
+        <w:tc>
+          <w:tcPr>
+            <w:tcW w:w="2880" w:type="dxa"/>
+          </w:tcPr>
+          <w:p>
+            <w:pPr>
+              <w:rPr>
+                <w:highlight w:val="lightGray"/>
+              </w:rPr>
+            </w:pPr>
+            <w:r>
+              <w:rPr>
+                <w:highlight w:val="lightGray"/>
+              </w:rPr>
+              <w:t>List all notices of that type</w:t>
+            </w:r>
+          </w:p>
+        </w:tc>
+      </w:tr>
+      <w:tr>
+        <w:tc>
+          <w:tcPr>
+            <w:tcW w:w="2880" w:type="dxa"/>
+          </w:tcPr>
+          <w:p>
+            <w:r>
+              <w:t>PUT/PATCH</w:t>
+            </w:r>
+          </w:p>
+        </w:tc>
+        <w:tc>
+          <w:tcPr>
+            <w:tcW w:w="2998" w:type="dxa"/>
+          </w:tcPr>
+          <w:p>
+            <w:r>
+              <w:t>/ notices /</w:t>
+            </w:r>
+            <w:r>
+              <w:t xml:space="preserve">{id}/ </w:t>
+            </w:r>
+          </w:p>
+        </w:tc>
+        <w:tc>
+          <w:tcPr>
+            <w:tcW w:w="2880" w:type="dxa"/>
+          </w:tcPr>
+          <w:p>
+            <w:r>
+              <w:t>Update</w:t>
+            </w:r>
+            <w:r>
+              <w:t xml:space="preserve"> notice </w:t>
+            </w:r>
+            <w:r>
+              <w:t>— admin</w:t>
+            </w:r>
+          </w:p>
+        </w:tc>
+      </w:tr>
+      <w:tr>
+        <w:tc>
+          <w:tcPr>
+            <w:tcW w:w="2880" w:type="dxa"/>
+          </w:tcPr>
+          <w:p>
+            <w:r>
+              <w:t>DELETE</w:t>
+            </w:r>
+          </w:p>
+        </w:tc>
+        <w:tc>
+          <w:tcPr>
+            <w:tcW w:w="2998" w:type="dxa"/>
+          </w:tcPr>
+          <w:p>
+            <w:r>
+              <w:t xml:space="preserve">/ notices </w:t>
+            </w:r>
+            <w:r>
+              <w:t xml:space="preserve">/{id}/ </w:t>
+            </w:r>
+          </w:p>
+        </w:tc>
+        <w:tc>
+          <w:tcPr>
+            <w:tcW w:w="2880" w:type="dxa"/>
+          </w:tcPr>
+          <w:p>
+            <w:r>
+              <w:t>Delete</w:t>
+            </w:r>
+            <w:r>
+              <w:t xml:space="preserve"> notice</w:t>
+            </w:r>
+            <w:r>
+              <w:t>— admin</w:t>
+            </w:r>
+          </w:p>
+        </w:tc>
+      </w:tr>
+    </w:tbl>
+    <w:p>
+      <w:pPr>
+        <w:pStyle w:val="Heading1"/>
+      </w:pPr>
+    </w:p>
+    <w:p>
+      <w:pPr>
+        <w:pStyle w:val="Heading1"/>
+      </w:pPr>
+      <w:r>
         <w:t>Products</w:t>
       </w:r>
     </w:p>
@@ -762,7 +1164,7 @@
       <w:tr>
         <w:tc>
           <w:tcPr>
-            <w:tcW w:w="2880" w:type="dxa"/>
+            <w:tcW w:w="2401" w:type="dxa"/>
           </w:tcPr>
           <w:p>
             <w:r>
@@ -772,7 +1174,7 @@
         </w:tc>
         <w:tc>
           <w:tcPr>
-            <w:tcW w:w="2880" w:type="dxa"/>
+            <w:tcW w:w="4158" w:type="dxa"/>
           </w:tcPr>
           <w:p>
             <w:r>
@@ -782,7 +1184,7 @@
         </w:tc>
         <w:tc>
           <w:tcPr>
-            <w:tcW w:w="2880" w:type="dxa"/>
+            <w:tcW w:w="2297" w:type="dxa"/>
           </w:tcPr>
           <w:p>
             <w:r>
@@ -794,7 +1196,7 @@
       <w:tr>
         <w:tc>
           <w:tcPr>
-            <w:tcW w:w="2880" w:type="dxa"/>
+            <w:tcW w:w="2401" w:type="dxa"/>
           </w:tcPr>
           <w:p>
             <w:r>
@@ -804,7 +1206,7 @@
         </w:tc>
         <w:tc>
           <w:tcPr>
-            <w:tcW w:w="2880" w:type="dxa"/>
+            <w:tcW w:w="4158" w:type="dxa"/>
           </w:tcPr>
           <w:p>
             <w:r>
@@ -814,7 +1216,7 @@
         </w:tc>
         <w:tc>
           <w:tcPr>
-            <w:tcW w:w="2880" w:type="dxa"/>
+            <w:tcW w:w="2297" w:type="dxa"/>
           </w:tcPr>
           <w:p>
             <w:r>
@@ -826,7 +1228,7 @@
       <w:tr>
         <w:tc>
           <w:tcPr>
-            <w:tcW w:w="2880" w:type="dxa"/>
+            <w:tcW w:w="2401" w:type="dxa"/>
           </w:tcPr>
           <w:p>
             <w:pPr>
@@ -844,7 +1246,7 @@
         </w:tc>
         <w:tc>
           <w:tcPr>
-            <w:tcW w:w="2880" w:type="dxa"/>
+            <w:tcW w:w="4158" w:type="dxa"/>
           </w:tcPr>
           <w:p>
             <w:pPr>
@@ -862,7 +1264,7 @@
         </w:tc>
         <w:tc>
           <w:tcPr>
-            <w:tcW w:w="2880" w:type="dxa"/>
+            <w:tcW w:w="2297" w:type="dxa"/>
           </w:tcPr>
           <w:p>
             <w:pPr>
@@ -882,7 +1284,7 @@
       <w:tr>
         <w:tc>
           <w:tcPr>
-            <w:tcW w:w="2880" w:type="dxa"/>
+            <w:tcW w:w="2401" w:type="dxa"/>
           </w:tcPr>
           <w:p>
             <w:r>
@@ -892,7 +1294,7 @@
         </w:tc>
         <w:tc>
           <w:tcPr>
-            <w:tcW w:w="2880" w:type="dxa"/>
+            <w:tcW w:w="4158" w:type="dxa"/>
           </w:tcPr>
           <w:p>
             <w:r>
@@ -902,7 +1304,7 @@
         </w:tc>
         <w:tc>
           <w:tcPr>
-            <w:tcW w:w="2880" w:type="dxa"/>
+            <w:tcW w:w="2297" w:type="dxa"/>
           </w:tcPr>
           <w:p>
             <w:r>
@@ -914,7 +1316,7 @@
       <w:tr>
         <w:tc>
           <w:tcPr>
-            <w:tcW w:w="2880" w:type="dxa"/>
+            <w:tcW w:w="2401" w:type="dxa"/>
           </w:tcPr>
           <w:p>
             <w:pPr>
@@ -932,7 +1334,7 @@
         </w:tc>
         <w:tc>
           <w:tcPr>
-            <w:tcW w:w="2880" w:type="dxa"/>
+            <w:tcW w:w="4158" w:type="dxa"/>
           </w:tcPr>
           <w:p>
             <w:pPr>
@@ -950,7 +1352,7 @@
         </w:tc>
         <w:tc>
           <w:tcPr>
-            <w:tcW w:w="2880" w:type="dxa"/>
+            <w:tcW w:w="2297" w:type="dxa"/>
           </w:tcPr>
           <w:p>
             <w:pPr>
@@ -970,7 +1372,7 @@
       <w:tr>
         <w:tc>
           <w:tcPr>
-            <w:tcW w:w="2880" w:type="dxa"/>
+            <w:tcW w:w="2401" w:type="dxa"/>
           </w:tcPr>
           <w:p>
             <w:r>
@@ -980,7 +1382,7 @@
         </w:tc>
         <w:tc>
           <w:tcPr>
-            <w:tcW w:w="2880" w:type="dxa"/>
+            <w:tcW w:w="4158" w:type="dxa"/>
           </w:tcPr>
           <w:p>
             <w:r>
@@ -990,7 +1392,7 @@
         </w:tc>
         <w:tc>
           <w:tcPr>
-            <w:tcW w:w="2880" w:type="dxa"/>
+            <w:tcW w:w="2297" w:type="dxa"/>
           </w:tcPr>
           <w:p>
             <w:r>
@@ -1002,7 +1404,7 @@
       <w:tr>
         <w:tc>
           <w:tcPr>
-            <w:tcW w:w="2880" w:type="dxa"/>
+            <w:tcW w:w="2401" w:type="dxa"/>
           </w:tcPr>
           <w:p>
             <w:pPr>
@@ -1020,7 +1422,7 @@
         </w:tc>
         <w:tc>
           <w:tcPr>
-            <w:tcW w:w="2880" w:type="dxa"/>
+            <w:tcW w:w="4158" w:type="dxa"/>
           </w:tcPr>
           <w:p>
             <w:pPr>
@@ -1038,7 +1440,7 @@
         </w:tc>
         <w:tc>
           <w:tcPr>
-            <w:tcW w:w="2880" w:type="dxa"/>
+            <w:tcW w:w="2297" w:type="dxa"/>
           </w:tcPr>
           <w:p>
             <w:pPr>
@@ -1058,7 +1460,7 @@
       <w:tr>
         <w:tc>
           <w:tcPr>
-            <w:tcW w:w="2880" w:type="dxa"/>
+            <w:tcW w:w="2401" w:type="dxa"/>
           </w:tcPr>
           <w:p>
             <w:r>
@@ -1068,7 +1470,7 @@
         </w:tc>
         <w:tc>
           <w:tcPr>
-            <w:tcW w:w="2880" w:type="dxa"/>
+            <w:tcW w:w="4158" w:type="dxa"/>
           </w:tcPr>
           <w:p>
             <w:r>
@@ -1078,7 +1480,7 @@
         </w:tc>
         <w:tc>
           <w:tcPr>
-            <w:tcW w:w="2880" w:type="dxa"/>
+            <w:tcW w:w="2297" w:type="dxa"/>
           </w:tcPr>
           <w:p>
             <w:r>
@@ -1090,7 +1492,7 @@
       <w:tr>
         <w:tc>
           <w:tcPr>
-            <w:tcW w:w="2880" w:type="dxa"/>
+            <w:tcW w:w="2401" w:type="dxa"/>
           </w:tcPr>
           <w:p>
             <w:r>
@@ -1100,7 +1502,7 @@
         </w:tc>
         <w:tc>
           <w:tcPr>
-            <w:tcW w:w="2880" w:type="dxa"/>
+            <w:tcW w:w="4158" w:type="dxa"/>
           </w:tcPr>
           <w:p>
             <w:r>
@@ -1110,7 +1512,7 @@
         </w:tc>
         <w:tc>
           <w:tcPr>
-            <w:tcW w:w="2880" w:type="dxa"/>
+            <w:tcW w:w="2297" w:type="dxa"/>
           </w:tcPr>
           <w:p>
             <w:r>
@@ -1122,7 +1524,7 @@
       <w:tr>
         <w:tc>
           <w:tcPr>
-            <w:tcW w:w="2880" w:type="dxa"/>
+            <w:tcW w:w="2401" w:type="dxa"/>
           </w:tcPr>
           <w:p>
             <w:r>
@@ -1132,7 +1534,7 @@
         </w:tc>
         <w:tc>
           <w:tcPr>
-            <w:tcW w:w="2880" w:type="dxa"/>
+            <w:tcW w:w="4158" w:type="dxa"/>
           </w:tcPr>
           <w:p>
             <w:r>
@@ -1142,7 +1544,7 @@
         </w:tc>
         <w:tc>
           <w:tcPr>
-            <w:tcW w:w="2880" w:type="dxa"/>
+            <w:tcW w:w="2297" w:type="dxa"/>
           </w:tcPr>
           <w:p>
             <w:r>
@@ -1154,7 +1556,7 @@
       <w:tr>
         <w:tc>
           <w:tcPr>
-            <w:tcW w:w="2880" w:type="dxa"/>
+            <w:tcW w:w="2401" w:type="dxa"/>
           </w:tcPr>
           <w:p>
             <w:r>
@@ -1164,7 +1566,7 @@
         </w:tc>
         <w:tc>
           <w:tcPr>
-            <w:tcW w:w="2880" w:type="dxa"/>
+            <w:tcW w:w="4158" w:type="dxa"/>
           </w:tcPr>
           <w:p>
             <w:r>
@@ -1174,7 +1576,7 @@
         </w:tc>
         <w:tc>
           <w:tcPr>
-            <w:tcW w:w="2880" w:type="dxa"/>
+            <w:tcW w:w="2297" w:type="dxa"/>
           </w:tcPr>
           <w:p>
             <w:r>
@@ -1186,31 +1588,53 @@
       <w:tr>
         <w:tc>
           <w:tcPr>
-            <w:tcW w:w="2880" w:type="dxa"/>
+            <w:tcW w:w="2401" w:type="dxa"/>
           </w:tcPr>
           <w:p>
-            <w:r>
+            <w:pPr>
+              <w:rPr>
+                <w:highlight w:val="cyan"/>
+              </w:rPr>
+            </w:pPr>
+            <w:r>
+              <w:rPr>
+                <w:highlight w:val="cyan"/>
+              </w:rPr>
               <w:t>GET</w:t>
             </w:r>
           </w:p>
         </w:tc>
         <w:tc>
           <w:tcPr>
-            <w:tcW w:w="2880" w:type="dxa"/>
+            <w:tcW w:w="4158" w:type="dxa"/>
           </w:tcPr>
           <w:p>
-            <w:r>
-              <w:t>/products/{product-slug}/</w:t>
+            <w:pPr>
+              <w:rPr>
+                <w:highlight w:val="cyan"/>
+              </w:rPr>
+            </w:pPr>
+            <w:r>
+              <w:rPr>
+                <w:highlight w:val="cyan"/>
+              </w:rPr>
+              <w:t>/products/?ordering=price</w:t>
             </w:r>
           </w:p>
         </w:tc>
         <w:tc>
           <w:tcPr>
-            <w:tcW w:w="2880" w:type="dxa"/>
+            <w:tcW w:w="2297" w:type="dxa"/>
           </w:tcPr>
           <w:p>
             <w:r>
-              <w:t>Product details</w:t>
+              <w:rPr>
+                <w:highlight w:val="cyan"/>
+              </w:rPr>
+              <w:t>Price low to high</w:t>
+            </w:r>
+            <w:r>
+              <w:t xml:space="preserve"> </w:t>
             </w:r>
           </w:p>
         </w:tc>
@@ -1218,31 +1642,55 @@
       <w:tr>
         <w:tc>
           <w:tcPr>
-            <w:tcW w:w="2880" w:type="dxa"/>
+            <w:tcW w:w="2401" w:type="dxa"/>
           </w:tcPr>
           <w:p>
-            <w:r>
-              <w:t>POST</w:t>
+            <w:pPr>
+              <w:rPr>
+                <w:highlight w:val="cyan"/>
+              </w:rPr>
+            </w:pPr>
+            <w:r>
+              <w:rPr>
+                <w:highlight w:val="cyan"/>
+              </w:rPr>
+              <w:t>GET</w:t>
             </w:r>
           </w:p>
         </w:tc>
         <w:tc>
           <w:tcPr>
-            <w:tcW w:w="2880" w:type="dxa"/>
+            <w:tcW w:w="4158" w:type="dxa"/>
           </w:tcPr>
           <w:p>
-            <w:r>
-              <w:t>/products/</w:t>
+            <w:pPr>
+              <w:rPr>
+                <w:highlight w:val="cyan"/>
+              </w:rPr>
+            </w:pPr>
+            <w:r>
+              <w:rPr>
+                <w:highlight w:val="cyan"/>
+              </w:rPr>
+              <w:t>/products/?ordering=-price</w:t>
             </w:r>
           </w:p>
         </w:tc>
         <w:tc>
           <w:tcPr>
-            <w:tcW w:w="2880" w:type="dxa"/>
+            <w:tcW w:w="2297" w:type="dxa"/>
           </w:tcPr>
           <w:p>
-            <w:r>
-              <w:t>Create product — admin</w:t>
+            <w:pPr>
+              <w:rPr>
+                <w:highlight w:val="cyan"/>
+              </w:rPr>
+            </w:pPr>
+            <w:r>
+              <w:rPr>
+                <w:highlight w:val="cyan"/>
+              </w:rPr>
+              <w:t>Price high to low</w:t>
             </w:r>
           </w:p>
         </w:tc>
@@ -1250,31 +1698,55 @@
       <w:tr>
         <w:tc>
           <w:tcPr>
-            <w:tcW w:w="2880" w:type="dxa"/>
+            <w:tcW w:w="2401" w:type="dxa"/>
           </w:tcPr>
           <w:p>
-            <w:r>
-              <w:t>PUT/PATCH</w:t>
+            <w:pPr>
+              <w:rPr>
+                <w:highlight w:val="cyan"/>
+              </w:rPr>
+            </w:pPr>
+            <w:r>
+              <w:rPr>
+                <w:highlight w:val="cyan"/>
+              </w:rPr>
+              <w:t>GET</w:t>
             </w:r>
           </w:p>
         </w:tc>
         <w:tc>
           <w:tcPr>
-            <w:tcW w:w="2880" w:type="dxa"/>
+            <w:tcW w:w="4158" w:type="dxa"/>
           </w:tcPr>
           <w:p>
-            <w:r>
-              <w:t>/products/{product-slug}/</w:t>
+            <w:pPr>
+              <w:rPr>
+                <w:highlight w:val="cyan"/>
+              </w:rPr>
+            </w:pPr>
+            <w:r>
+              <w:rPr>
+                <w:highlight w:val="cyan"/>
+              </w:rPr>
+              <w:t>/products/?limit=value</w:t>
             </w:r>
           </w:p>
         </w:tc>
         <w:tc>
           <w:tcPr>
-            <w:tcW w:w="2880" w:type="dxa"/>
+            <w:tcW w:w="2297" w:type="dxa"/>
           </w:tcPr>
           <w:p>
-            <w:r>
-              <w:t>Update product — admin</w:t>
+            <w:pPr>
+              <w:rPr>
+                <w:highlight w:val="cyan"/>
+              </w:rPr>
+            </w:pPr>
+            <w:r>
+              <w:rPr>
+                <w:highlight w:val="cyan"/>
+              </w:rPr>
+              <w:t>Number of items per request</w:t>
             </w:r>
           </w:p>
         </w:tc>
@@ -1282,27 +1754,253 @@
       <w:tr>
         <w:tc>
           <w:tcPr>
-            <w:tcW w:w="2880" w:type="dxa"/>
+            <w:tcW w:w="2401" w:type="dxa"/>
           </w:tcPr>
           <w:p>
-            <w:r>
-              <w:t>DELETE</w:t>
+            <w:pPr>
+              <w:rPr>
+                <w:highlight w:val="cyan"/>
+              </w:rPr>
+            </w:pPr>
+            <w:r>
+              <w:rPr>
+                <w:highlight w:val="cyan"/>
+              </w:rPr>
+              <w:t>GET</w:t>
             </w:r>
           </w:p>
         </w:tc>
         <w:tc>
           <w:tcPr>
-            <w:tcW w:w="2880" w:type="dxa"/>
+            <w:tcW w:w="4158" w:type="dxa"/>
           </w:tcPr>
           <w:p>
-            <w:r>
-              <w:t>/products/{product-slug}/</w:t>
+            <w:pPr>
+              <w:rPr>
+                <w:highlight w:val="cyan"/>
+              </w:rPr>
+            </w:pPr>
+            <w:r>
+              <w:rPr>
+                <w:highlight w:val="cyan"/>
+              </w:rPr>
+              <w:t>/products/?page=value</w:t>
             </w:r>
           </w:p>
         </w:tc>
         <w:tc>
           <w:tcPr>
-            <w:tcW w:w="2880" w:type="dxa"/>
+            <w:tcW w:w="2297" w:type="dxa"/>
+          </w:tcPr>
+          <w:p>
+            <w:pPr>
+              <w:rPr>
+                <w:highlight w:val="cyan"/>
+              </w:rPr>
+            </w:pPr>
+            <w:r>
+              <w:rPr>
+                <w:highlight w:val="cyan"/>
+              </w:rPr>
+              <w:t>Next and previous page</w:t>
+            </w:r>
+          </w:p>
+        </w:tc>
+      </w:tr>
+      <w:tr>
+        <w:tc>
+          <w:tcPr>
+            <w:tcW w:w="2401" w:type="dxa"/>
+          </w:tcPr>
+          <w:p>
+            <w:pPr>
+              <w:rPr>
+                <w:highlight w:val="cyan"/>
+              </w:rPr>
+            </w:pPr>
+            <w:r>
+              <w:rPr>
+                <w:highlight w:val="cyan"/>
+              </w:rPr>
+              <w:t>GET</w:t>
+            </w:r>
+          </w:p>
+        </w:tc>
+        <w:tc>
+          <w:tcPr>
+            <w:tcW w:w="4158" w:type="dxa"/>
+          </w:tcPr>
+          <w:p>
+            <w:pPr>
+              <w:rPr>
+                <w:highlight w:val="cyan"/>
+              </w:rPr>
+            </w:pPr>
+            <w:r>
+              <w:rPr>
+                <w:highlight w:val="cyan"/>
+              </w:rPr>
+              <w:t>/products/?</w:t>
+            </w:r>
+            <w:r>
+              <w:rPr>
+                <w:highlight w:val="cyan"/>
+              </w:rPr>
+              <w:t xml:space="preserve">limit=value &amp; </w:t>
+            </w:r>
+            <w:r>
+              <w:rPr>
+                <w:highlight w:val="cyan"/>
+              </w:rPr>
+              <w:t>page=value</w:t>
+            </w:r>
+          </w:p>
+        </w:tc>
+        <w:tc>
+          <w:tcPr>
+            <w:tcW w:w="2297" w:type="dxa"/>
+          </w:tcPr>
+          <w:p>
+            <w:pPr>
+              <w:rPr>
+                <w:highlight w:val="cyan"/>
+              </w:rPr>
+            </w:pPr>
+            <w:r>
+              <w:rPr>
+                <w:highlight w:val="cyan"/>
+              </w:rPr>
+              <w:t xml:space="preserve">Number of items per request with </w:t>
+            </w:r>
+            <w:r>
+              <w:rPr>
+                <w:highlight w:val="cyan"/>
+              </w:rPr>
+              <w:t>Next and previous page</w:t>
+            </w:r>
+          </w:p>
+        </w:tc>
+      </w:tr>
+      <w:tr>
+        <w:tc>
+          <w:tcPr>
+            <w:tcW w:w="2401" w:type="dxa"/>
+          </w:tcPr>
+          <w:p>
+            <w:r>
+              <w:t>GET</w:t>
+            </w:r>
+          </w:p>
+        </w:tc>
+        <w:tc>
+          <w:tcPr>
+            <w:tcW w:w="4158" w:type="dxa"/>
+          </w:tcPr>
+          <w:p>
+            <w:r>
+              <w:t>/products/{product-slug}/</w:t>
+            </w:r>
+          </w:p>
+        </w:tc>
+        <w:tc>
+          <w:tcPr>
+            <w:tcW w:w="2297" w:type="dxa"/>
+          </w:tcPr>
+          <w:p>
+            <w:r>
+              <w:t>Product details</w:t>
+            </w:r>
+          </w:p>
+        </w:tc>
+      </w:tr>
+      <w:tr>
+        <w:tc>
+          <w:tcPr>
+            <w:tcW w:w="2401" w:type="dxa"/>
+          </w:tcPr>
+          <w:p>
+            <w:r>
+              <w:t>POST</w:t>
+            </w:r>
+          </w:p>
+        </w:tc>
+        <w:tc>
+          <w:tcPr>
+            <w:tcW w:w="4158" w:type="dxa"/>
+          </w:tcPr>
+          <w:p>
+            <w:r>
+              <w:t>/products/</w:t>
+            </w:r>
+          </w:p>
+        </w:tc>
+        <w:tc>
+          <w:tcPr>
+            <w:tcW w:w="2297" w:type="dxa"/>
+          </w:tcPr>
+          <w:p>
+            <w:r>
+              <w:t>Create product — admin</w:t>
+            </w:r>
+          </w:p>
+        </w:tc>
+      </w:tr>
+      <w:tr>
+        <w:tc>
+          <w:tcPr>
+            <w:tcW w:w="2401" w:type="dxa"/>
+          </w:tcPr>
+          <w:p>
+            <w:r>
+              <w:t>PUT/PATCH</w:t>
+            </w:r>
+          </w:p>
+        </w:tc>
+        <w:tc>
+          <w:tcPr>
+            <w:tcW w:w="4158" w:type="dxa"/>
+          </w:tcPr>
+          <w:p>
+            <w:r>
+              <w:t>/products/{product-slug}/</w:t>
+            </w:r>
+          </w:p>
+        </w:tc>
+        <w:tc>
+          <w:tcPr>
+            <w:tcW w:w="2297" w:type="dxa"/>
+          </w:tcPr>
+          <w:p>
+            <w:r>
+              <w:t>Update product — admin</w:t>
+            </w:r>
+          </w:p>
+        </w:tc>
+      </w:tr>
+      <w:tr>
+        <w:tc>
+          <w:tcPr>
+            <w:tcW w:w="2401" w:type="dxa"/>
+          </w:tcPr>
+          <w:p>
+            <w:r>
+              <w:t>DELETE</w:t>
+            </w:r>
+          </w:p>
+        </w:tc>
+        <w:tc>
+          <w:tcPr>
+            <w:tcW w:w="4158" w:type="dxa"/>
+          </w:tcPr>
+          <w:p>
+            <w:r>
+              <w:t>/products/{product-slug}/</w:t>
+            </w:r>
+          </w:p>
+        </w:tc>
+        <w:tc>
+          <w:tcPr>
+            <w:tcW w:w="2297" w:type="dxa"/>
           </w:tcPr>
           <w:p>
             <w:r>
@@ -1317,6 +2015,7 @@
         <w:pStyle w:val="Heading2"/>
       </w:pPr>
       <w:r>
+        <w:lastRenderedPageBreak/>
         <w:t>Required POST data</w:t>
       </w:r>
     </w:p>
@@ -1352,8 +2051,6 @@
         <w:br/>
         <w:t xml:space="preserve">    "display": "15.6 inch",</w:t>
       </w:r>
-      <w:bookmarkStart w:id="0" w:name="_GoBack"/>
-      <w:bookmarkEnd w:id="0"/>
       <w:r>
         <w:br/>
         <w:t xml:space="preserve">    "resolution": "1920x1080"</w:t>
@@ -1575,11 +2272,7 @@
           </w:tcPr>
           <w:p>
             <w:r>
-              <w:t>/variant-options/{option-</w:t>
-            </w:r>
-            <w:r>
-              <w:lastRenderedPageBreak/>
-              <w:t>slug}/</w:t>
+              <w:t>/variant-options/{option-slug}/</w:t>
             </w:r>
           </w:p>
         </w:tc>
@@ -1589,7 +2282,6 @@
           </w:tcPr>
           <w:p>
             <w:r>
-              <w:lastRenderedPageBreak/>
               <w:t>Delete option — admin</w:t>
             </w:r>
           </w:p>
@@ -1601,7 +2293,6 @@
         <w:pStyle w:val="Heading2"/>
       </w:pPr>
       <w:r>
-        <w:lastRenderedPageBreak/>
         <w:t>Required POST data</w:t>
       </w:r>
     </w:p>
@@ -1859,6 +2550,7 @@
         <w:pStyle w:val="Heading2"/>
       </w:pPr>
       <w:r>
+        <w:lastRenderedPageBreak/>
         <w:t>Required POST data</w:t>
       </w:r>
     </w:p>
@@ -2214,7 +2906,6 @@
           </w:tcPr>
           <w:p>
             <w:r>
-              <w:lastRenderedPageBreak/>
               <w:t>GET</w:t>
             </w:r>
           </w:p>
@@ -2556,7 +3247,11 @@
           </w:tcPr>
           <w:p>
             <w:r>
-              <w:t>Ask question — authenticated</w:t>
+              <w:t xml:space="preserve">Ask question — </w:t>
+            </w:r>
+            <w:r>
+              <w:lastRenderedPageBreak/>
+              <w:t>authenticated</w:t>
             </w:r>
           </w:p>
         </w:tc>
@@ -2568,6 +3263,7 @@
           </w:tcPr>
           <w:p>
             <w:r>
+              <w:lastRenderedPageBreak/>
               <w:t>GET</w:t>
             </w:r>
           </w:p>
@@ -3050,7 +3746,6 @@
           </w:tcPr>
           <w:p>
             <w:r>
-              <w:lastRenderedPageBreak/>
               <w:t>GET</w:t>
             </w:r>
           </w:p>
@@ -3294,6 +3989,7 @@
     </w:p>
     <w:p>
       <w:r>
+        <w:lastRenderedPageBreak/>
         <w:t>4. Create Variant Options (RAM, Storage, Color, etc.).</w:t>
       </w:r>
     </w:p>
@@ -27570,7 +28266,7 @@
 </file>
 
 <file path=customXml/itemProps1.xml><?xml version="1.0" encoding="utf-8"?>
-<ds:datastoreItem xmlns:ds="http://schemas.openxmlformats.org/officeDocument/2006/customXml" ds:itemID="{525DFE4C-6BBD-458D-BBE7-C7C8E59637D8}">
+<ds:datastoreItem xmlns:ds="http://schemas.openxmlformats.org/officeDocument/2006/customXml" ds:itemID="{DD5EB351-D845-45C1-BD9A-83C51C3A65F9}">
   <ds:schemaRefs>
     <ds:schemaRef ds:uri="http://schemas.openxmlformats.org/officeDocument/2006/bibliography"/>
   </ds:schemaRefs>

--- a/Guideline/API/Products_API_Guideline.docx
+++ b/Guideline/API/Products_API_Guideline.docx
@@ -39,8 +39,6 @@
         </w:rPr>
         <w:t xml:space="preserve"> calls</w:t>
       </w:r>
-      <w:bookmarkStart w:id="0" w:name="_GoBack"/>
-      <w:bookmarkEnd w:id="0"/>
     </w:p>
     <w:p>
       <w:r>
@@ -2091,9 +2089,9 @@
         <w:tblLook w:val="04A0" w:firstRow="1" w:lastRow="0" w:firstColumn="1" w:lastColumn="0" w:noHBand="0" w:noVBand="1"/>
       </w:tblPr>
       <w:tblGrid>
-        <w:gridCol w:w="2880"/>
-        <w:gridCol w:w="2880"/>
-        <w:gridCol w:w="2880"/>
+        <w:gridCol w:w="2552"/>
+        <w:gridCol w:w="3830"/>
+        <w:gridCol w:w="2474"/>
       </w:tblGrid>
       <w:tr>
         <w:tc>
@@ -2158,6 +2156,102 @@
             </w:r>
           </w:p>
         </w:tc>
+      </w:tr>
+      <w:tr>
+        <w:tc>
+          <w:tcPr>
+            <w:tcW w:w="2880" w:type="dxa"/>
+          </w:tcPr>
+          <w:p>
+            <w:pPr>
+              <w:rPr>
+                <w:color w:val="000000" w:themeColor="text1"/>
+                <w:highlight w:val="green"/>
+              </w:rPr>
+            </w:pPr>
+            <w:r>
+              <w:rPr>
+                <w:color w:val="000000" w:themeColor="text1"/>
+                <w:highlight w:val="green"/>
+              </w:rPr>
+              <w:t>GET</w:t>
+            </w:r>
+          </w:p>
+        </w:tc>
+        <w:tc>
+          <w:tcPr>
+            <w:tcW w:w="2880" w:type="dxa"/>
+          </w:tcPr>
+          <w:p>
+            <w:pPr>
+              <w:rPr>
+                <w:color w:val="000000" w:themeColor="text1"/>
+                <w:highlight w:val="green"/>
+              </w:rPr>
+            </w:pPr>
+            <w:r>
+              <w:rPr>
+                <w:color w:val="000000" w:themeColor="text1"/>
+                <w:highlight w:val="green"/>
+              </w:rPr>
+              <w:t>/variant-</w:t>
+            </w:r>
+            <w:proofErr w:type="spellStart"/>
+            <w:r>
+              <w:rPr>
+                <w:color w:val="000000" w:themeColor="text1"/>
+                <w:highlight w:val="green"/>
+              </w:rPr>
+              <w:t>optoins</w:t>
+            </w:r>
+            <w:proofErr w:type="spellEnd"/>
+            <w:r>
+              <w:rPr>
+                <w:color w:val="000000" w:themeColor="text1"/>
+                <w:highlight w:val="green"/>
+              </w:rPr>
+              <w:t>/categories={</w:t>
+            </w:r>
+            <w:proofErr w:type="spellStart"/>
+            <w:r>
+              <w:rPr>
+                <w:color w:val="000000" w:themeColor="text1"/>
+                <w:highlight w:val="green"/>
+              </w:rPr>
+              <w:t>categories_slug</w:t>
+            </w:r>
+            <w:proofErr w:type="spellEnd"/>
+            <w:r>
+              <w:rPr>
+                <w:color w:val="000000" w:themeColor="text1"/>
+                <w:highlight w:val="green"/>
+              </w:rPr>
+              <w:t>}/</w:t>
+            </w:r>
+          </w:p>
+        </w:tc>
+        <w:tc>
+          <w:tcPr>
+            <w:tcW w:w="2880" w:type="dxa"/>
+          </w:tcPr>
+          <w:p>
+            <w:pPr>
+              <w:rPr>
+                <w:color w:val="000000" w:themeColor="text1"/>
+                <w:highlight w:val="green"/>
+              </w:rPr>
+            </w:pPr>
+            <w:r>
+              <w:rPr>
+                <w:color w:val="000000" w:themeColor="text1"/>
+                <w:highlight w:val="green"/>
+              </w:rPr>
+              <w:t xml:space="preserve">List all option of that category for filtering. </w:t>
+            </w:r>
+          </w:p>
+        </w:tc>
+        <w:bookmarkStart w:id="0" w:name="_GoBack"/>
+        <w:bookmarkEnd w:id="0"/>
       </w:tr>
       <w:tr>
         <w:tc>
@@ -28266,7 +28360,7 @@
 </file>
 
 <file path=customXml/itemProps1.xml><?xml version="1.0" encoding="utf-8"?>
-<ds:datastoreItem xmlns:ds="http://schemas.openxmlformats.org/officeDocument/2006/customXml" ds:itemID="{DD5EB351-D845-45C1-BD9A-83C51C3A65F9}">
+<ds:datastoreItem xmlns:ds="http://schemas.openxmlformats.org/officeDocument/2006/customXml" ds:itemID="{7B9B1546-9EFB-4BD9-9D7A-9A232328703A}">
   <ds:schemaRefs>
     <ds:schemaRef ds:uri="http://schemas.openxmlformats.org/officeDocument/2006/bibliography"/>
   </ds:schemaRefs>
